--- a/财小全-项目书.docx
+++ b/财小全-项目书.docx
@@ -2473,7 +2473,7 @@
           <w:sz w:val="20"/>
         </w:rPr>
         <w:tab/>
-        <w:t>7</w:t>
+        <w:t>8</w:t>
       </w:r>
     </w:p>
     <w:p>
@@ -2509,7 +2509,7 @@
           <w:sz w:val="20"/>
         </w:rPr>
         <w:tab/>
-        <w:t>14</w:t>
+        <w:t>15</w:t>
       </w:r>
     </w:p>
     <w:p>
@@ -2545,7 +2545,7 @@
           <w:sz w:val="20"/>
         </w:rPr>
         <w:tab/>
-        <w:t>18</w:t>
+        <w:t>19</w:t>
       </w:r>
     </w:p>
     <w:p>
@@ -2581,7 +2581,7 @@
           <w:sz w:val="20"/>
         </w:rPr>
         <w:tab/>
-        <w:t>22</w:t>
+        <w:t>23</w:t>
       </w:r>
     </w:p>
     <w:p>
@@ -2617,7 +2617,7 @@
           <w:sz w:val="20"/>
         </w:rPr>
         <w:tab/>
-        <w:t>23</w:t>
+        <w:t>25</w:t>
       </w:r>
     </w:p>
     <w:p>
@@ -2653,7 +2653,7 @@
           <w:sz w:val="20"/>
         </w:rPr>
         <w:tab/>
-        <w:t>25</w:t>
+        <w:t>27</w:t>
       </w:r>
     </w:p>
     <w:p>
@@ -2689,7 +2689,7 @@
           <w:sz w:val="20"/>
         </w:rPr>
         <w:tab/>
-        <w:t>27</w:t>
+        <w:t>29</w:t>
       </w:r>
     </w:p>
     <w:p>
@@ -2725,7 +2725,7 @@
           <w:sz w:val="20"/>
         </w:rPr>
         <w:tab/>
-        <w:t>28</w:t>
+        <w:t>30</w:t>
       </w:r>
     </w:p>
     <w:p>
@@ -2751,7 +2751,7 @@
           <w:sz w:val="20"/>
         </w:rPr>
         <w:tab/>
-        <w:t>29</w:t>
+        <w:t>31</w:t>
       </w:r>
     </w:p>
     <w:p>
@@ -2777,7 +2777,19 @@
           <w:sz w:val="20"/>
         </w:rPr>
         <w:tab/>
-        <w:t>30</w:t>
+        <w:t>32</w:t>
+      </w:r>
+    </w:p>
+    <w:p>
+      <w:pPr>
+        <w:spacing w:after="120" w:before="40"/>
+      </w:pPr>
+      <w:r>
+        <w:rPr>
+          <w:color w:val="8A7A57"/>
+          <w:sz w:val="16"/>
+        </w:rPr>
+        <w:t>数据图 1—5：见 1.4 与 5.4，均为自制可视化；数据来源与口径写在图注，逐项对应附录 A。</w:t>
       </w:r>
     </w:p>
     <w:tbl>
@@ -3917,7 +3929,437 @@
           <w:color w:val="8A6419"/>
           <w:sz w:val="27"/>
         </w:rPr>
-        <w:t>1.4 时机：为什么是现在</w:t>
+        <w:t>1.4 数据图解：基数、对账、保障与负债</w:t>
+      </w:r>
+    </w:p>
+    <w:p>
+      <w:pPr>
+        <w:spacing w:after="100" w:before="0"/>
+      </w:pPr>
+      <w:r>
+        <w:rPr>
+          <w:color w:val="3A2C16"/>
+          <w:sz w:val="21"/>
+        </w:rPr>
+        <w:t>把前面三节的判断落到四个可核对的切面：服务对象有多大、对账差在哪、保障缺多少、负债压力有多高。图中每个数都能在附录 A 找到对应算式，口径写在图下，不用"约""左右"掩盖来源。</w:t>
+      </w:r>
+    </w:p>
+    <w:tbl>
+      <w:tblPr>
+        <w:tblW w:type="auto" w:w="0"/>
+        <w:jc w:val="center"/>
+        <w:tblLook w:firstColumn="1" w:firstRow="1" w:lastColumn="0" w:lastRow="0" w:noHBand="0" w:noVBand="1" w:val="04A0"/>
+        <w:tblBorders>
+          <w:top w:val="nil"/>
+          <w:left w:val="nil"/>
+          <w:bottom w:val="nil"/>
+          <w:right w:val="nil"/>
+          <w:insideH w:val="nil"/>
+          <w:insideV w:val="nil"/>
+        </w:tblBorders>
+        <w:tblLayout w:type="fixed"/>
+        <w:tblCellMar>
+          <w:top w:w="20" w:type="dxa"/>
+          <w:left w:w="30" w:type="dxa"/>
+          <w:bottom w:w="20" w:type="dxa"/>
+          <w:right w:w="30" w:type="dxa"/>
+        </w:tblCellMar>
+      </w:tblPr>
+      <w:tblGrid>
+        <w:gridCol w:w="4592"/>
+        <w:gridCol w:w="4592"/>
+      </w:tblGrid>
+      <w:tr>
+        <w:trPr>
+          <w:cantSplit/>
+        </w:trPr>
+        <w:tc>
+          <w:tcPr>
+            <w:tcW w:type="dxa" w:w="4592"/>
+          </w:tcPr>
+          <w:p>
+            <w:pPr>
+              <w:keepNext/>
+              <w:spacing w:before="40" w:after="20"/>
+              <w:jc w:val="center"/>
+            </w:pPr>
+            <w:r>
+              <w:drawing>
+                <wp:inline xmlns:a="http://schemas.openxmlformats.org/drawingml/2006/main" xmlns:pic="http://schemas.openxmlformats.org/drawingml/2006/picture">
+                  <wp:extent cx="2700000" cy="1467391"/>
+                  <wp:docPr id="1" name="Picture 1"/>
+                  <wp:cNvGraphicFramePr>
+                    <a:graphicFrameLocks noChangeAspect="1"/>
+                  </wp:cNvGraphicFramePr>
+                  <a:graphic>
+                    <a:graphicData uri="http://schemas.openxmlformats.org/drawingml/2006/picture">
+                      <pic:pic>
+                        <pic:nvPicPr>
+                          <pic:cNvPr id="0" name="market.png"/>
+                          <pic:cNvPicPr/>
+                        </pic:nvPicPr>
+                        <pic:blipFill>
+                          <a:blip r:embed="rId11"/>
+                          <a:stretch>
+                            <a:fillRect/>
+                          </a:stretch>
+                        </pic:blipFill>
+                        <pic:spPr>
+                          <a:xfrm>
+                            <a:off x="0" y="0"/>
+                            <a:ext cx="2700000" cy="1467391"/>
+                          </a:xfrm>
+                          <a:prstGeom prst="rect"/>
+                        </pic:spPr>
+                      </pic:pic>
+                    </a:graphicData>
+                  </a:graphic>
+                </wp:inline>
+              </w:drawing>
+            </w:r>
+          </w:p>
+          <w:p>
+            <w:pPr>
+              <w:spacing w:before="0" w:after="120" w:line="300" w:lineRule="auto"/>
+            </w:pPr>
+            <w:r>
+              <w:rPr>
+                <w:color w:val="8A7A57"/>
+                <w:sz w:val="14"/>
+              </w:rPr>
+              <w:t>数据图 1</w:t>
+            </w:r>
+            <w:r>
+              <w:t xml:space="preserve">　</w:t>
+            </w:r>
+            <w:r>
+              <w:rPr>
+                <w:color w:val="8A7A57"/>
+                <w:sz w:val="14"/>
+              </w:rPr>
+              <w:t>服务对象的基本盘。个体工商户 1.25 亿户、占经营主体近七成；60 岁及以上 3.2338 亿人、占全国人口 23.0%。来源：市场监管总局、2025 年末国家老龄事业发展公报。</w:t>
+            </w:r>
+          </w:p>
+        </w:tc>
+        <w:tc>
+          <w:tcPr>
+            <w:tcW w:type="dxa" w:w="4592"/>
+          </w:tcPr>
+          <w:p>
+            <w:pPr>
+              <w:keepNext/>
+              <w:spacing w:before="40" w:after="20"/>
+              <w:jc w:val="center"/>
+            </w:pPr>
+            <w:r>
+              <w:drawing>
+                <wp:inline xmlns:a="http://schemas.openxmlformats.org/drawingml/2006/main" xmlns:pic="http://schemas.openxmlformats.org/drawingml/2006/picture">
+                  <wp:extent cx="2700000" cy="1564773"/>
+                  <wp:docPr id="2" name="Picture 2"/>
+                  <wp:cNvGraphicFramePr>
+                    <a:graphicFrameLocks noChangeAspect="1"/>
+                  </wp:cNvGraphicFramePr>
+                  <a:graphic>
+                    <a:graphicData uri="http://schemas.openxmlformats.org/drawingml/2006/picture">
+                      <pic:pic>
+                        <pic:nvPicPr>
+                          <pic:cNvPr id="0" name="recon.png"/>
+                          <pic:cNvPicPr/>
+                        </pic:nvPicPr>
+                        <pic:blipFill>
+                          <a:blip r:embed="rId12"/>
+                          <a:stretch>
+                            <a:fillRect/>
+                          </a:stretch>
+                        </pic:blipFill>
+                        <pic:spPr>
+                          <a:xfrm>
+                            <a:off x="0" y="0"/>
+                            <a:ext cx="2700000" cy="1564773"/>
+                          </a:xfrm>
+                          <a:prstGeom prst="rect"/>
+                        </pic:spPr>
+                      </pic:pic>
+                    </a:graphicData>
+                  </a:graphic>
+                </wp:inline>
+              </w:drawing>
+            </w:r>
+          </w:p>
+          <w:p>
+            <w:pPr>
+              <w:spacing w:before="0" w:after="120" w:line="300" w:lineRule="auto"/>
+            </w:pPr>
+            <w:r>
+              <w:rPr>
+                <w:color w:val="8A7A57"/>
+                <w:sz w:val="14"/>
+              </w:rPr>
+              <w:t>数据图 2</w:t>
+            </w:r>
+            <w:r>
+              <w:t xml:space="preserve">　</w:t>
+            </w:r>
+            <w:r>
+              <w:rPr>
+                <w:color w:val="8A7A57"/>
+                <w:sz w:val="14"/>
+              </w:rPr>
+              <w:t>对账痛点的一个真实样本。9 月 18 笔流水中 15 笔一致、2 笔缺票、1 笔金额不符；</w:t>
+            </w:r>
+            <w:r>
+              <w:rPr>
+                <w:b/>
+                <w:color w:val="8A7A57"/>
+                <w:sz w:val="14"/>
+              </w:rPr>
+              <w:t>单店样本，不代表总体比例</w:t>
+            </w:r>
+            <w:r>
+              <w:rPr>
+                <w:color w:val="8A7A57"/>
+                <w:sz w:val="14"/>
+              </w:rPr>
+              <w:t>，只说明"对不上"的具体形态。</w:t>
+            </w:r>
+          </w:p>
+        </w:tc>
+      </w:tr>
+      <w:tr>
+        <w:trPr>
+          <w:cantSplit/>
+        </w:trPr>
+        <w:tc>
+          <w:tcPr>
+            <w:tcW w:type="dxa" w:w="4592"/>
+          </w:tcPr>
+          <w:p>
+            <w:pPr>
+              <w:keepNext/>
+              <w:spacing w:before="40" w:after="20"/>
+              <w:jc w:val="center"/>
+            </w:pPr>
+            <w:r>
+              <w:drawing>
+                <wp:inline xmlns:a="http://schemas.openxmlformats.org/drawingml/2006/main" xmlns:pic="http://schemas.openxmlformats.org/drawingml/2006/picture">
+                  <wp:extent cx="2700000" cy="1748864"/>
+                  <wp:docPr id="3" name="Picture 3"/>
+                  <wp:cNvGraphicFramePr>
+                    <a:graphicFrameLocks noChangeAspect="1"/>
+                  </wp:cNvGraphicFramePr>
+                  <a:graphic>
+                    <a:graphicData uri="http://schemas.openxmlformats.org/drawingml/2006/picture">
+                      <pic:pic>
+                        <pic:nvPicPr>
+                          <pic:cNvPr id="0" name="gap.png"/>
+                          <pic:cNvPicPr/>
+                        </pic:nvPicPr>
+                        <pic:blipFill>
+                          <a:blip r:embed="rId13"/>
+                          <a:stretch>
+                            <a:fillRect/>
+                          </a:stretch>
+                        </pic:blipFill>
+                        <pic:spPr>
+                          <a:xfrm>
+                            <a:off x="0" y="0"/>
+                            <a:ext cx="2700000" cy="1748864"/>
+                          </a:xfrm>
+                          <a:prstGeom prst="rect"/>
+                        </pic:spPr>
+                      </pic:pic>
+                    </a:graphicData>
+                  </a:graphic>
+                </wp:inline>
+              </w:drawing>
+            </w:r>
+          </w:p>
+          <w:p>
+            <w:pPr>
+              <w:spacing w:before="0" w:after="120" w:line="300" w:lineRule="auto"/>
+            </w:pPr>
+            <w:r>
+              <w:rPr>
+                <w:color w:val="8A7A57"/>
+                <w:sz w:val="14"/>
+              </w:rPr>
+              <w:t>数据图 3</w:t>
+            </w:r>
+            <w:r>
+              <w:t xml:space="preserve">　</w:t>
+            </w:r>
+            <w:r>
+              <w:rPr>
+                <w:color w:val="8A7A57"/>
+                <w:sz w:val="14"/>
+              </w:rPr>
+              <w:t>企业保障的责任口径。责任敞口 90.2 万、已有保障 16.0 万（80 万保单 × 20% 演示假设）、缺口 74.2 万；按压力口径（154.2 万 − 80 万）计算同样为 74.2 万。</w:t>
+            </w:r>
+          </w:p>
+        </w:tc>
+        <w:tc>
+          <w:tcPr>
+            <w:tcW w:type="dxa" w:w="4592"/>
+          </w:tcPr>
+          <w:p>
+            <w:pPr>
+              <w:keepNext/>
+              <w:spacing w:before="40" w:after="20"/>
+              <w:jc w:val="center"/>
+            </w:pPr>
+            <w:r>
+              <w:drawing>
+                <wp:inline xmlns:a="http://schemas.openxmlformats.org/drawingml/2006/main" xmlns:pic="http://schemas.openxmlformats.org/drawingml/2006/picture">
+                  <wp:extent cx="2700000" cy="1656818"/>
+                  <wp:docPr id="4" name="Picture 4"/>
+                  <wp:cNvGraphicFramePr>
+                    <a:graphicFrameLocks noChangeAspect="1"/>
+                  </wp:cNvGraphicFramePr>
+                  <a:graphic>
+                    <a:graphicData uri="http://schemas.openxmlformats.org/drawingml/2006/picture">
+                      <pic:pic>
+                        <pic:nvPicPr>
+                          <pic:cNvPr id="0" name="dti.png"/>
+                          <pic:cNvPicPr/>
+                        </pic:nvPicPr>
+                        <pic:blipFill>
+                          <a:blip r:embed="rId14"/>
+                          <a:stretch>
+                            <a:fillRect/>
+                          </a:stretch>
+                        </pic:blipFill>
+                        <pic:spPr>
+                          <a:xfrm>
+                            <a:off x="0" y="0"/>
+                            <a:ext cx="2700000" cy="1656818"/>
+                          </a:xfrm>
+                          <a:prstGeom prst="rect"/>
+                        </pic:spPr>
+                      </pic:pic>
+                    </a:graphicData>
+                  </a:graphic>
+                </wp:inline>
+              </w:drawing>
+            </w:r>
+          </w:p>
+          <w:p>
+            <w:pPr>
+              <w:spacing w:before="0" w:after="120" w:line="300" w:lineRule="auto"/>
+            </w:pPr>
+            <w:r>
+              <w:rPr>
+                <w:color w:val="8A7A57"/>
+                <w:sz w:val="14"/>
+              </w:rPr>
+              <w:t>数据图 4</w:t>
+            </w:r>
+            <w:r>
+              <w:t xml:space="preserve">　</w:t>
+            </w:r>
+            <w:r>
+              <w:rPr>
+                <w:color w:val="8A7A57"/>
+                <w:sz w:val="14"/>
+              </w:rPr>
+              <w:t>三身份 DTI（月还款 ÷ 月收入）。企业 17.6% 为净现金流口径（8.4% 仅作营收覆盖参考，不是标准 DTI）；家庭 20.1%；个人 53.3%，已越过月收入一半（虚线）。</w:t>
+            </w:r>
+          </w:p>
+        </w:tc>
+      </w:tr>
+    </w:tbl>
+    <w:p>
+      <w:pPr>
+        <w:spacing w:before="0" w:after="0" w:line="40" w:lineRule="exact"/>
+      </w:pPr>
+      <w:r>
+        <w:rPr>
+          <w:sz w:val="2"/>
+        </w:rPr>
+      </w:r>
+    </w:p>
+    <w:tbl>
+      <w:tblPr>
+        <w:tblW w:type="auto" w:w="0"/>
+        <w:jc w:val="center"/>
+        <w:tblLook w:firstColumn="1" w:firstRow="1" w:lastColumn="0" w:lastRow="0" w:noHBand="0" w:noVBand="1" w:val="04A0"/>
+        <w:tblBorders>
+          <w:top w:val="nil"/>
+          <w:left w:val="nil"/>
+          <w:bottom w:val="nil"/>
+          <w:right w:val="nil"/>
+          <w:insideH w:val="nil"/>
+          <w:insideV w:val="nil"/>
+        </w:tblBorders>
+        <w:tblCellMar>
+          <w:top w:w="90" w:type="dxa"/>
+          <w:left w:w="130" w:type="dxa"/>
+          <w:bottom w:w="90" w:type="dxa"/>
+          <w:right w:w="130" w:type="dxa"/>
+        </w:tblCellMar>
+      </w:tblPr>
+      <w:tblGrid>
+        <w:gridCol w:w="9014"/>
+      </w:tblGrid>
+      <w:tr>
+        <w:trPr>
+          <w:cantSplit/>
+        </w:trPr>
+        <w:tc>
+          <w:tcPr>
+            <w:tcW w:type="dxa" w:w="9014"/>
+            <w:shd w:val="clear" w:color="auto" w:fill="FBF3E2"/>
+            <w:tcBorders>
+              <w:left w:val="single" w:sz="18" w:space="0" w:color="C99B3D"/>
+            </w:tcBorders>
+          </w:tcPr>
+          <w:p>
+            <w:pPr>
+              <w:spacing w:before="0" w:after="0" w:line="324" w:lineRule="auto"/>
+            </w:pPr>
+            <w:r>
+              <w:rPr>
+                <w:rFonts w:ascii="微软雅黑" w:hAnsi="微软雅黑" w:eastAsia="微软雅黑"/>
+                <w:b/>
+                <w:color w:val="8A6419"/>
+                <w:sz w:val="17"/>
+              </w:rPr>
+              <w:t>读图口径</w:t>
+            </w:r>
+            <w:r>
+              <w:br/>
+            </w:r>
+            <w:r>
+              <w:rPr>
+                <w:color w:val="5C4E33"/>
+                <w:sz w:val="18"/>
+              </w:rPr>
+              <w:t>四张图只回答"有多大、差在哪、缺多少、压力多高"，不推导市场规模；比例与样本不替代附录 A 的口径表。个人与家庭为 Demo 脱敏样本，企业为演示账本，均非真实客户数据。</w:t>
+            </w:r>
+          </w:p>
+        </w:tc>
+      </w:tr>
+    </w:tbl>
+    <w:p>
+      <w:pPr>
+        <w:spacing w:after="0" w:before="0" w:line="240" w:lineRule="auto"/>
+      </w:pPr>
+      <w:r>
+        <w:rPr>
+          <w:sz w:val="6"/>
+        </w:rPr>
+      </w:r>
+    </w:p>
+    <w:p>
+      <w:pPr>
+        <w:pStyle w:val="Heading2"/>
+      </w:pPr>
+      <w:r>
+        <w:rPr>
+          <w:b/>
+          <w:color w:val="8A6419"/>
+          <w:sz w:val="27"/>
+        </w:rPr>
+        <w:t>1.5 时机：为什么是现在</w:t>
       </w:r>
     </w:p>
     <w:p>
@@ -4029,7 +4471,7 @@
           <w:color w:val="8A6419"/>
           <w:sz w:val="27"/>
         </w:rPr>
-        <w:t>1.5 问题定义与项目边界</w:t>
+        <w:t>1.6 问题定义与项目边界</w:t>
       </w:r>
     </w:p>
     <w:p>
@@ -4445,7 +4887,7 @@
           <w:color w:val="8A6419"/>
           <w:sz w:val="27"/>
         </w:rPr>
-        <w:t>1.6 本项目的三个基本判断</w:t>
+        <w:t>1.7 本项目的三个基本判断</w:t>
       </w:r>
     </w:p>
     <w:p>
@@ -6880,7 +7322,7 @@
         <w:drawing>
           <wp:inline xmlns:a="http://schemas.openxmlformats.org/drawingml/2006/main" xmlns:pic="http://schemas.openxmlformats.org/drawingml/2006/picture">
             <wp:extent cx="5400000" cy="3377668"/>
-            <wp:docPr id="1" name="Picture 1"/>
+            <wp:docPr id="5" name="Picture 5"/>
             <wp:cNvGraphicFramePr>
               <a:graphicFrameLocks noChangeAspect="1"/>
             </wp:cNvGraphicFramePr>
@@ -6892,7 +7334,7 @@
                     <pic:cNvPicPr/>
                   </pic:nvPicPr>
                   <pic:blipFill>
-                    <a:blip r:embed="rId11"/>
+                    <a:blip r:embed="rId15"/>
                     <a:stretch>
                       <a:fillRect/>
                     </a:stretch>
@@ -6951,7 +7393,7 @@
         <w:drawing>
           <wp:inline xmlns:a="http://schemas.openxmlformats.org/drawingml/2006/main" xmlns:pic="http://schemas.openxmlformats.org/drawingml/2006/picture">
             <wp:extent cx="4392000" cy="1502771"/>
-            <wp:docPr id="2" name="Picture 2"/>
+            <wp:docPr id="6" name="Picture 6"/>
             <wp:cNvGraphicFramePr>
               <a:graphicFrameLocks noChangeAspect="1"/>
             </wp:cNvGraphicFramePr>
@@ -6963,7 +7405,7 @@
                     <pic:cNvPicPr/>
                   </pic:nvPicPr>
                   <pic:blipFill>
-                    <a:blip r:embed="rId12"/>
+                    <a:blip r:embed="rId16"/>
                     <a:stretch>
                       <a:fillRect/>
                     </a:stretch>
@@ -7022,7 +7464,7 @@
         <w:drawing>
           <wp:inline xmlns:a="http://schemas.openxmlformats.org/drawingml/2006/main" xmlns:pic="http://schemas.openxmlformats.org/drawingml/2006/picture">
             <wp:extent cx="4392000" cy="3061373"/>
-            <wp:docPr id="3" name="Picture 3"/>
+            <wp:docPr id="7" name="Picture 7"/>
             <wp:cNvGraphicFramePr>
               <a:graphicFrameLocks noChangeAspect="1"/>
             </wp:cNvGraphicFramePr>
@@ -7034,7 +7476,7 @@
                     <pic:cNvPicPr/>
                   </pic:nvPicPr>
                   <pic:blipFill>
-                    <a:blip r:embed="rId13"/>
+                    <a:blip r:embed="rId17"/>
                     <a:stretch>
                       <a:fillRect/>
                     </a:stretch>
@@ -7463,7 +7905,7 @@
         <w:drawing>
           <wp:inline xmlns:a="http://schemas.openxmlformats.org/drawingml/2006/main" xmlns:pic="http://schemas.openxmlformats.org/drawingml/2006/picture">
             <wp:extent cx="4392000" cy="2171981"/>
-            <wp:docPr id="4" name="Picture 4"/>
+            <wp:docPr id="8" name="Picture 8"/>
             <wp:cNvGraphicFramePr>
               <a:graphicFrameLocks noChangeAspect="1"/>
             </wp:cNvGraphicFramePr>
@@ -7475,7 +7917,7 @@
                     <pic:cNvPicPr/>
                   </pic:nvPicPr>
                   <pic:blipFill>
-                    <a:blip r:embed="rId14"/>
+                    <a:blip r:embed="rId18"/>
                     <a:stretch>
                       <a:fillRect/>
                     </a:stretch>
@@ -7559,7 +8001,7 @@
         <w:drawing>
           <wp:inline xmlns:a="http://schemas.openxmlformats.org/drawingml/2006/main" xmlns:pic="http://schemas.openxmlformats.org/drawingml/2006/picture">
             <wp:extent cx="5400000" cy="2667984"/>
-            <wp:docPr id="5" name="Picture 5"/>
+            <wp:docPr id="9" name="Picture 9"/>
             <wp:cNvGraphicFramePr>
               <a:graphicFrameLocks noChangeAspect="1"/>
             </wp:cNvGraphicFramePr>
@@ -7571,7 +8013,7 @@
                     <pic:cNvPicPr/>
                   </pic:nvPicPr>
                   <pic:blipFill>
-                    <a:blip r:embed="rId15"/>
+                    <a:blip r:embed="rId19"/>
                     <a:stretch>
                       <a:fillRect/>
                     </a:stretch>
@@ -7715,7 +8157,7 @@
         <w:drawing>
           <wp:inline xmlns:a="http://schemas.openxmlformats.org/drawingml/2006/main" xmlns:pic="http://schemas.openxmlformats.org/drawingml/2006/picture">
             <wp:extent cx="5400000" cy="2774704"/>
-            <wp:docPr id="6" name="Picture 6"/>
+            <wp:docPr id="10" name="Picture 10"/>
             <wp:cNvGraphicFramePr>
               <a:graphicFrameLocks noChangeAspect="1"/>
             </wp:cNvGraphicFramePr>
@@ -7727,7 +8169,7 @@
                     <pic:cNvPicPr/>
                   </pic:nvPicPr>
                   <pic:blipFill>
-                    <a:blip r:embed="rId16"/>
+                    <a:blip r:embed="rId20"/>
                     <a:stretch>
                       <a:fillRect/>
                     </a:stretch>
@@ -7786,7 +8228,7 @@
         <w:drawing>
           <wp:inline xmlns:a="http://schemas.openxmlformats.org/drawingml/2006/main" xmlns:pic="http://schemas.openxmlformats.org/drawingml/2006/picture">
             <wp:extent cx="5400000" cy="3489796"/>
-            <wp:docPr id="7" name="Picture 7"/>
+            <wp:docPr id="11" name="Picture 11"/>
             <wp:cNvGraphicFramePr>
               <a:graphicFrameLocks noChangeAspect="1"/>
             </wp:cNvGraphicFramePr>
@@ -7798,7 +8240,7 @@
                     <pic:cNvPicPr/>
                   </pic:nvPicPr>
                   <pic:blipFill>
-                    <a:blip r:embed="rId17"/>
+                    <a:blip r:embed="rId21"/>
                     <a:stretch>
                       <a:fillRect/>
                     </a:stretch>
@@ -11167,7 +11609,7 @@
         <w:drawing>
           <wp:inline xmlns:a="http://schemas.openxmlformats.org/drawingml/2006/main" xmlns:pic="http://schemas.openxmlformats.org/drawingml/2006/picture">
             <wp:extent cx="5400000" cy="5105263"/>
-            <wp:docPr id="8" name="Picture 8"/>
+            <wp:docPr id="12" name="Picture 12"/>
             <wp:cNvGraphicFramePr>
               <a:graphicFrameLocks noChangeAspect="1"/>
             </wp:cNvGraphicFramePr>
@@ -11179,7 +11621,7 @@
                     <pic:cNvPicPr/>
                   </pic:nvPicPr>
                   <pic:blipFill>
-                    <a:blip r:embed="rId18"/>
+                    <a:blip r:embed="rId22"/>
                     <a:stretch>
                       <a:fillRect/>
                     </a:stretch>
@@ -11707,7 +12149,7 @@
         <w:drawing>
           <wp:inline xmlns:a="http://schemas.openxmlformats.org/drawingml/2006/main" xmlns:pic="http://schemas.openxmlformats.org/drawingml/2006/picture">
             <wp:extent cx="4392000" cy="4152281"/>
-            <wp:docPr id="9" name="Picture 9"/>
+            <wp:docPr id="13" name="Picture 13"/>
             <wp:cNvGraphicFramePr>
               <a:graphicFrameLocks noChangeAspect="1"/>
             </wp:cNvGraphicFramePr>
@@ -11719,7 +12161,7 @@
                     <pic:cNvPicPr/>
                   </pic:nvPicPr>
                   <pic:blipFill>
-                    <a:blip r:embed="rId19"/>
+                    <a:blip r:embed="rId23"/>
                     <a:stretch>
                       <a:fillRect/>
                     </a:stretch>
@@ -14367,7 +14809,7 @@
         <w:drawing>
           <wp:inline xmlns:a="http://schemas.openxmlformats.org/drawingml/2006/main" xmlns:pic="http://schemas.openxmlformats.org/drawingml/2006/picture">
             <wp:extent cx="5688000" cy="2641660"/>
-            <wp:docPr id="10" name="Picture 10"/>
+            <wp:docPr id="14" name="Picture 14"/>
             <wp:cNvGraphicFramePr>
               <a:graphicFrameLocks noChangeAspect="1"/>
             </wp:cNvGraphicFramePr>
@@ -14379,7 +14821,7 @@
                     <pic:cNvPicPr/>
                   </pic:nvPicPr>
                   <pic:blipFill>
-                    <a:blip r:embed="rId20"/>
+                    <a:blip r:embed="rId24"/>
                     <a:stretch>
                       <a:fillRect/>
                     </a:stretch>
@@ -14438,7 +14880,7 @@
         <w:drawing>
           <wp:inline xmlns:a="http://schemas.openxmlformats.org/drawingml/2006/main" xmlns:pic="http://schemas.openxmlformats.org/drawingml/2006/picture">
             <wp:extent cx="5688000" cy="2641660"/>
-            <wp:docPr id="11" name="Picture 11"/>
+            <wp:docPr id="15" name="Picture 15"/>
             <wp:cNvGraphicFramePr>
               <a:graphicFrameLocks noChangeAspect="1"/>
             </wp:cNvGraphicFramePr>
@@ -14450,7 +14892,7 @@
                     <pic:cNvPicPr/>
                   </pic:nvPicPr>
                   <pic:blipFill>
-                    <a:blip r:embed="rId21"/>
+                    <a:blip r:embed="rId25"/>
                     <a:stretch>
                       <a:fillRect/>
                     </a:stretch>
@@ -16309,6 +16751,936 @@
           <w:sz w:val="21"/>
         </w:rPr>
         <w:t>比赛提交的是 Demo，但交付的不是一次性演示：模型、权限、口径、拒答四层都可以直接进入工程化阶段，这是"可防御"的实质。</w:t>
+      </w:r>
+    </w:p>
+    <w:p>
+      <w:pPr>
+        <w:pStyle w:val="Heading2"/>
+      </w:pPr>
+      <w:r>
+        <w:rPr>
+          <w:b/>
+          <w:color w:val="8A6419"/>
+          <w:sz w:val="27"/>
+        </w:rPr>
+        <w:t>5.4 能力覆盖计分：把表 5.1 读成一张图</w:t>
+      </w:r>
+    </w:p>
+    <w:p>
+      <w:pPr>
+        <w:spacing w:after="100" w:before="0"/>
+      </w:pPr>
+      <w:r>
+        <w:rPr>
+          <w:color w:val="3A2C16"/>
+          <w:sz w:val="21"/>
+        </w:rPr>
+        <w:t>计分只回答"有没有"，不衡量体验、客户基础与数据资产。</w:t>
+      </w:r>
+      <w:r>
+        <w:rPr>
+          <w:b/>
+          <w:color w:val="3A2C16"/>
+          <w:sz w:val="21"/>
+        </w:rPr>
+        <w:t>●</w:t>
+      </w:r>
+      <w:r>
+        <w:rPr>
+          <w:color w:val="3A2C16"/>
+          <w:sz w:val="21"/>
+        </w:rPr>
+        <w:t xml:space="preserve"> 计 2 分，</w:t>
+      </w:r>
+      <w:r>
+        <w:rPr>
+          <w:b/>
+          <w:color w:val="3A2C16"/>
+          <w:sz w:val="21"/>
+        </w:rPr>
+        <w:t>○</w:t>
+      </w:r>
+      <w:r>
+        <w:rPr>
+          <w:color w:val="3A2C16"/>
+          <w:sz w:val="21"/>
+        </w:rPr>
+        <w:t xml:space="preserve"> 计 1 分，</w:t>
+      </w:r>
+      <w:r>
+        <w:rPr>
+          <w:b/>
+          <w:color w:val="3A2C16"/>
+          <w:sz w:val="21"/>
+        </w:rPr>
+        <w:t>—</w:t>
+      </w:r>
+      <w:r>
+        <w:rPr>
+          <w:color w:val="3A2C16"/>
+          <w:sz w:val="21"/>
+        </w:rPr>
+        <w:t xml:space="preserve"> 计 0 分，7 个维度满分 14 分。折算结果与表 5.1 一一对应，可逐格复核。</w:t>
+      </w:r>
+    </w:p>
+    <w:p>
+      <w:pPr>
+        <w:keepNext/>
+        <w:spacing w:before="80" w:after="40"/>
+        <w:jc w:val="center"/>
+      </w:pPr>
+      <w:r>
+        <w:drawing>
+          <wp:inline xmlns:a="http://schemas.openxmlformats.org/drawingml/2006/main" xmlns:pic="http://schemas.openxmlformats.org/drawingml/2006/picture">
+            <wp:extent cx="5688000" cy="2844000"/>
+            <wp:docPr id="16" name="Picture 16"/>
+            <wp:cNvGraphicFramePr>
+              <a:graphicFrameLocks noChangeAspect="1"/>
+            </wp:cNvGraphicFramePr>
+            <a:graphic>
+              <a:graphicData uri="http://schemas.openxmlformats.org/drawingml/2006/picture">
+                <pic:pic>
+                  <pic:nvPicPr>
+                    <pic:cNvPr id="0" name="competition.png"/>
+                    <pic:cNvPicPr/>
+                  </pic:nvPicPr>
+                  <pic:blipFill>
+                    <a:blip r:embed="rId26"/>
+                    <a:stretch>
+                      <a:fillRect/>
+                    </a:stretch>
+                  </pic:blipFill>
+                  <pic:spPr>
+                    <a:xfrm>
+                      <a:off x="0" y="0"/>
+                      <a:ext cx="5688000" cy="2844000"/>
+                    </a:xfrm>
+                    <a:prstGeom prst="rect"/>
+                  </pic:spPr>
+                </pic:pic>
+              </a:graphicData>
+            </a:graphic>
+          </wp:inline>
+        </w:drawing>
+      </w:r>
+    </w:p>
+    <w:p>
+      <w:pPr>
+        <w:spacing w:after="160" w:line="324" w:lineRule="auto"/>
+      </w:pPr>
+      <w:r>
+        <w:rPr>
+          <w:color w:val="8A7A57"/>
+          <w:sz w:val="16"/>
+        </w:rPr>
+        <w:t>数据图 5</w:t>
+      </w:r>
+      <w:r>
+        <w:t xml:space="preserve">　</w:t>
+      </w:r>
+      <w:r>
+        <w:rPr>
+          <w:color w:val="8A7A57"/>
+          <w:sz w:val="16"/>
+        </w:rPr>
+        <w:t>能力覆盖计分。财小全 14/14；银行 App 与专业财税软件各 6 分，但强项完全不同；通用大模型与普通记账 App 均为 0 分。</w:t>
+      </w:r>
+    </w:p>
+    <w:tbl>
+      <w:tblPr>
+        <w:tblW w:type="auto" w:w="0"/>
+        <w:jc w:val="center"/>
+        <w:tblLayout w:type="fixed"/>
+        <w:tblLook w:firstColumn="1" w:firstRow="1" w:lastColumn="0" w:lastRow="0" w:noHBand="0" w:noVBand="1" w:val="04A0"/>
+        <w:tblBorders>
+          <w:top w:val="single" w:sz="6" w:space="0" w:color="D7C48F"/>
+          <w:left w:val="single" w:sz="6" w:space="0" w:color="D7C48F"/>
+          <w:bottom w:val="single" w:sz="6" w:space="0" w:color="D7C48F"/>
+          <w:right w:val="single" w:sz="6" w:space="0" w:color="D7C48F"/>
+          <w:insideH w:val="single" w:sz="6" w:space="0" w:color="D7C48F"/>
+          <w:insideV w:val="single" w:sz="6" w:space="0" w:color="D7C48F"/>
+        </w:tblBorders>
+        <w:tblCellMar>
+          <w:top w:w="25" w:type="dxa"/>
+          <w:left w:w="80" w:type="dxa"/>
+          <w:bottom w:w="25" w:type="dxa"/>
+          <w:right w:w="80" w:type="dxa"/>
+        </w:tblCellMar>
+      </w:tblPr>
+      <w:tblGrid>
+        <w:gridCol w:w="2388"/>
+        <w:gridCol w:w="1699"/>
+        <w:gridCol w:w="1699"/>
+        <w:gridCol w:w="1699"/>
+        <w:gridCol w:w="1699"/>
+      </w:tblGrid>
+      <w:tr>
+        <w:trPr>
+          <w:cantSplit/>
+          <w:tblHeader w:val="true"/>
+        </w:trPr>
+        <w:tc>
+          <w:tcPr>
+            <w:tcW w:type="dxa" w:w="2388"/>
+            <w:shd w:val="clear" w:color="auto" w:fill="F5E9C9"/>
+          </w:tcPr>
+          <w:p>
+            <w:pPr>
+              <w:keepNext/>
+              <w:spacing w:after="0" w:before="0" w:line="300" w:lineRule="auto"/>
+            </w:pPr>
+            <w:r>
+              <w:rPr>
+                <w:b/>
+              </w:rPr>
+            </w:r>
+            <w:r>
+              <w:rPr>
+                <w:b/>
+                <w:color w:val="3A2C16"/>
+                <w:sz w:val="16"/>
+              </w:rPr>
+              <w:t>产品</w:t>
+            </w:r>
+          </w:p>
+        </w:tc>
+        <w:tc>
+          <w:tcPr>
+            <w:tcW w:type="dxa" w:w="1699"/>
+            <w:shd w:val="clear" w:color="auto" w:fill="F5E9C9"/>
+          </w:tcPr>
+          <w:p>
+            <w:pPr>
+              <w:keepNext/>
+              <w:spacing w:after="0" w:before="0" w:line="300" w:lineRule="auto"/>
+            </w:pPr>
+            <w:r>
+              <w:rPr>
+                <w:b/>
+              </w:rPr>
+            </w:r>
+            <w:r>
+              <w:rPr>
+                <w:b/>
+                <w:color w:val="3A2C16"/>
+                <w:sz w:val="16"/>
+              </w:rPr>
+              <w:t>● 原生具备</w:t>
+            </w:r>
+          </w:p>
+        </w:tc>
+        <w:tc>
+          <w:tcPr>
+            <w:tcW w:type="dxa" w:w="1699"/>
+            <w:shd w:val="clear" w:color="auto" w:fill="F5E9C9"/>
+          </w:tcPr>
+          <w:p>
+            <w:pPr>
+              <w:keepNext/>
+              <w:spacing w:after="0" w:before="0" w:line="300" w:lineRule="auto"/>
+            </w:pPr>
+            <w:r>
+              <w:rPr>
+                <w:b/>
+              </w:rPr>
+            </w:r>
+            <w:r>
+              <w:rPr>
+                <w:b/>
+                <w:color w:val="3A2C16"/>
+                <w:sz w:val="16"/>
+              </w:rPr>
+              <w:t>○ 部分具备</w:t>
+            </w:r>
+          </w:p>
+        </w:tc>
+        <w:tc>
+          <w:tcPr>
+            <w:tcW w:type="dxa" w:w="1699"/>
+            <w:shd w:val="clear" w:color="auto" w:fill="F5E9C9"/>
+          </w:tcPr>
+          <w:p>
+            <w:pPr>
+              <w:keepNext/>
+              <w:spacing w:after="0" w:before="0" w:line="300" w:lineRule="auto"/>
+            </w:pPr>
+            <w:r>
+              <w:rPr>
+                <w:b/>
+              </w:rPr>
+            </w:r>
+            <w:r>
+              <w:rPr>
+                <w:b/>
+                <w:color w:val="3A2C16"/>
+                <w:sz w:val="16"/>
+              </w:rPr>
+              <w:t>— 不具备</w:t>
+            </w:r>
+          </w:p>
+        </w:tc>
+        <w:tc>
+          <w:tcPr>
+            <w:tcW w:type="dxa" w:w="1699"/>
+            <w:shd w:val="clear" w:color="auto" w:fill="F5E9C9"/>
+          </w:tcPr>
+          <w:p>
+            <w:pPr>
+              <w:keepNext/>
+              <w:spacing w:after="0" w:before="0" w:line="300" w:lineRule="auto"/>
+            </w:pPr>
+            <w:r>
+              <w:rPr>
+                <w:b/>
+              </w:rPr>
+            </w:r>
+            <w:r>
+              <w:rPr>
+                <w:b/>
+                <w:color w:val="3A2C16"/>
+                <w:sz w:val="16"/>
+              </w:rPr>
+              <w:t>得分</w:t>
+            </w:r>
+          </w:p>
+        </w:tc>
+      </w:tr>
+      <w:tr>
+        <w:trPr>
+          <w:cantSplit/>
+        </w:trPr>
+        <w:tc>
+          <w:tcPr>
+            <w:tcW w:type="dxa" w:w="2388"/>
+          </w:tcPr>
+          <w:p>
+            <w:pPr>
+              <w:keepNext/>
+              <w:spacing w:after="0" w:before="0" w:line="300" w:lineRule="auto"/>
+            </w:pPr>
+            <w:r>
+              <w:rPr>
+                <w:b/>
+              </w:rPr>
+            </w:r>
+            <w:r>
+              <w:rPr>
+                <w:b/>
+                <w:color w:val="3A2C16"/>
+                <w:sz w:val="16"/>
+              </w:rPr>
+              <w:t>财小全</w:t>
+            </w:r>
+          </w:p>
+        </w:tc>
+        <w:tc>
+          <w:tcPr>
+            <w:tcW w:type="dxa" w:w="1699"/>
+          </w:tcPr>
+          <w:p>
+            <w:pPr>
+              <w:keepNext/>
+              <w:spacing w:after="0" w:before="0" w:line="300" w:lineRule="auto"/>
+            </w:pPr>
+            <w:r/>
+            <w:r>
+              <w:rPr>
+                <w:color w:val="3A2C16"/>
+                <w:sz w:val="16"/>
+              </w:rPr>
+              <w:t>7</w:t>
+            </w:r>
+          </w:p>
+        </w:tc>
+        <w:tc>
+          <w:tcPr>
+            <w:tcW w:type="dxa" w:w="1699"/>
+          </w:tcPr>
+          <w:p>
+            <w:pPr>
+              <w:keepNext/>
+              <w:spacing w:after="0" w:before="0" w:line="300" w:lineRule="auto"/>
+            </w:pPr>
+            <w:r/>
+            <w:r>
+              <w:rPr>
+                <w:color w:val="3A2C16"/>
+                <w:sz w:val="16"/>
+              </w:rPr>
+              <w:t>0</w:t>
+            </w:r>
+          </w:p>
+        </w:tc>
+        <w:tc>
+          <w:tcPr>
+            <w:tcW w:type="dxa" w:w="1699"/>
+          </w:tcPr>
+          <w:p>
+            <w:pPr>
+              <w:keepNext/>
+              <w:spacing w:after="0" w:before="0" w:line="300" w:lineRule="auto"/>
+            </w:pPr>
+            <w:r/>
+            <w:r>
+              <w:rPr>
+                <w:color w:val="3A2C16"/>
+                <w:sz w:val="16"/>
+              </w:rPr>
+              <w:t>0</w:t>
+            </w:r>
+          </w:p>
+        </w:tc>
+        <w:tc>
+          <w:tcPr>
+            <w:tcW w:type="dxa" w:w="1699"/>
+          </w:tcPr>
+          <w:p>
+            <w:pPr>
+              <w:keepNext/>
+              <w:spacing w:after="0" w:before="0" w:line="300" w:lineRule="auto"/>
+            </w:pPr>
+            <w:r/>
+            <w:r>
+              <w:rPr>
+                <w:b/>
+                <w:color w:val="3A2C16"/>
+                <w:sz w:val="16"/>
+              </w:rPr>
+              <w:t>14 / 14</w:t>
+            </w:r>
+          </w:p>
+        </w:tc>
+      </w:tr>
+      <w:tr>
+        <w:trPr>
+          <w:cantSplit/>
+        </w:trPr>
+        <w:tc>
+          <w:tcPr>
+            <w:tcW w:type="dxa" w:w="2388"/>
+            <w:shd w:val="clear" w:color="auto" w:fill="FDFBF5"/>
+          </w:tcPr>
+          <w:p>
+            <w:pPr>
+              <w:keepNext/>
+              <w:spacing w:after="0" w:before="0" w:line="300" w:lineRule="auto"/>
+            </w:pPr>
+            <w:r>
+              <w:rPr>
+                <w:b/>
+              </w:rPr>
+            </w:r>
+            <w:r>
+              <w:rPr>
+                <w:b/>
+                <w:color w:val="3A2C16"/>
+                <w:sz w:val="16"/>
+              </w:rPr>
+              <w:t>银行 App</w:t>
+            </w:r>
+          </w:p>
+        </w:tc>
+        <w:tc>
+          <w:tcPr>
+            <w:tcW w:type="dxa" w:w="1699"/>
+            <w:shd w:val="clear" w:color="auto" w:fill="FDFBF5"/>
+          </w:tcPr>
+          <w:p>
+            <w:pPr>
+              <w:keepNext/>
+              <w:spacing w:after="0" w:before="0" w:line="300" w:lineRule="auto"/>
+            </w:pPr>
+            <w:r/>
+            <w:r>
+              <w:rPr>
+                <w:color w:val="3A2C16"/>
+                <w:sz w:val="16"/>
+              </w:rPr>
+              <w:t>1</w:t>
+            </w:r>
+          </w:p>
+        </w:tc>
+        <w:tc>
+          <w:tcPr>
+            <w:tcW w:type="dxa" w:w="1699"/>
+            <w:shd w:val="clear" w:color="auto" w:fill="FDFBF5"/>
+          </w:tcPr>
+          <w:p>
+            <w:pPr>
+              <w:keepNext/>
+              <w:spacing w:after="0" w:before="0" w:line="300" w:lineRule="auto"/>
+            </w:pPr>
+            <w:r/>
+            <w:r>
+              <w:rPr>
+                <w:color w:val="3A2C16"/>
+                <w:sz w:val="16"/>
+              </w:rPr>
+              <w:t>4</w:t>
+            </w:r>
+          </w:p>
+        </w:tc>
+        <w:tc>
+          <w:tcPr>
+            <w:tcW w:type="dxa" w:w="1699"/>
+            <w:shd w:val="clear" w:color="auto" w:fill="FDFBF5"/>
+          </w:tcPr>
+          <w:p>
+            <w:pPr>
+              <w:keepNext/>
+              <w:spacing w:after="0" w:before="0" w:line="300" w:lineRule="auto"/>
+            </w:pPr>
+            <w:r/>
+            <w:r>
+              <w:rPr>
+                <w:color w:val="3A2C16"/>
+                <w:sz w:val="16"/>
+              </w:rPr>
+              <w:t>2</w:t>
+            </w:r>
+          </w:p>
+        </w:tc>
+        <w:tc>
+          <w:tcPr>
+            <w:tcW w:type="dxa" w:w="1699"/>
+            <w:shd w:val="clear" w:color="auto" w:fill="FDFBF5"/>
+          </w:tcPr>
+          <w:p>
+            <w:pPr>
+              <w:keepNext/>
+              <w:spacing w:after="0" w:before="0" w:line="300" w:lineRule="auto"/>
+            </w:pPr>
+            <w:r/>
+            <w:r>
+              <w:rPr>
+                <w:b/>
+                <w:color w:val="3A2C16"/>
+                <w:sz w:val="16"/>
+              </w:rPr>
+              <w:t>6 / 14</w:t>
+            </w:r>
+          </w:p>
+        </w:tc>
+      </w:tr>
+      <w:tr>
+        <w:trPr>
+          <w:cantSplit/>
+        </w:trPr>
+        <w:tc>
+          <w:tcPr>
+            <w:tcW w:type="dxa" w:w="2388"/>
+          </w:tcPr>
+          <w:p>
+            <w:pPr>
+              <w:keepNext/>
+              <w:spacing w:after="0" w:before="0" w:line="300" w:lineRule="auto"/>
+            </w:pPr>
+            <w:r>
+              <w:rPr>
+                <w:b/>
+              </w:rPr>
+            </w:r>
+            <w:r>
+              <w:rPr>
+                <w:b/>
+                <w:color w:val="3A2C16"/>
+                <w:sz w:val="16"/>
+              </w:rPr>
+              <w:t>专业财税软件</w:t>
+            </w:r>
+          </w:p>
+        </w:tc>
+        <w:tc>
+          <w:tcPr>
+            <w:tcW w:type="dxa" w:w="1699"/>
+          </w:tcPr>
+          <w:p>
+            <w:pPr>
+              <w:keepNext/>
+              <w:spacing w:after="0" w:before="0" w:line="300" w:lineRule="auto"/>
+            </w:pPr>
+            <w:r/>
+            <w:r>
+              <w:rPr>
+                <w:color w:val="3A2C16"/>
+                <w:sz w:val="16"/>
+              </w:rPr>
+              <w:t>2</w:t>
+            </w:r>
+          </w:p>
+        </w:tc>
+        <w:tc>
+          <w:tcPr>
+            <w:tcW w:type="dxa" w:w="1699"/>
+          </w:tcPr>
+          <w:p>
+            <w:pPr>
+              <w:keepNext/>
+              <w:spacing w:after="0" w:before="0" w:line="300" w:lineRule="auto"/>
+            </w:pPr>
+            <w:r/>
+            <w:r>
+              <w:rPr>
+                <w:color w:val="3A2C16"/>
+                <w:sz w:val="16"/>
+              </w:rPr>
+              <w:t>2</w:t>
+            </w:r>
+          </w:p>
+        </w:tc>
+        <w:tc>
+          <w:tcPr>
+            <w:tcW w:type="dxa" w:w="1699"/>
+          </w:tcPr>
+          <w:p>
+            <w:pPr>
+              <w:keepNext/>
+              <w:spacing w:after="0" w:before="0" w:line="300" w:lineRule="auto"/>
+            </w:pPr>
+            <w:r/>
+            <w:r>
+              <w:rPr>
+                <w:color w:val="3A2C16"/>
+                <w:sz w:val="16"/>
+              </w:rPr>
+              <w:t>3</w:t>
+            </w:r>
+          </w:p>
+        </w:tc>
+        <w:tc>
+          <w:tcPr>
+            <w:tcW w:type="dxa" w:w="1699"/>
+          </w:tcPr>
+          <w:p>
+            <w:pPr>
+              <w:keepNext/>
+              <w:spacing w:after="0" w:before="0" w:line="300" w:lineRule="auto"/>
+            </w:pPr>
+            <w:r/>
+            <w:r>
+              <w:rPr>
+                <w:b/>
+                <w:color w:val="3A2C16"/>
+                <w:sz w:val="16"/>
+              </w:rPr>
+              <w:t>6 / 14</w:t>
+            </w:r>
+          </w:p>
+        </w:tc>
+      </w:tr>
+      <w:tr>
+        <w:trPr>
+          <w:cantSplit/>
+        </w:trPr>
+        <w:tc>
+          <w:tcPr>
+            <w:tcW w:type="dxa" w:w="2388"/>
+            <w:shd w:val="clear" w:color="auto" w:fill="FDFBF5"/>
+          </w:tcPr>
+          <w:p>
+            <w:pPr>
+              <w:keepNext/>
+              <w:spacing w:after="0" w:before="0" w:line="300" w:lineRule="auto"/>
+            </w:pPr>
+            <w:r>
+              <w:rPr>
+                <w:b/>
+              </w:rPr>
+            </w:r>
+            <w:r>
+              <w:rPr>
+                <w:b/>
+                <w:color w:val="3A2C16"/>
+                <w:sz w:val="16"/>
+              </w:rPr>
+              <w:t>通用大模型</w:t>
+            </w:r>
+          </w:p>
+        </w:tc>
+        <w:tc>
+          <w:tcPr>
+            <w:tcW w:type="dxa" w:w="1699"/>
+            <w:shd w:val="clear" w:color="auto" w:fill="FDFBF5"/>
+          </w:tcPr>
+          <w:p>
+            <w:pPr>
+              <w:keepNext/>
+              <w:spacing w:after="0" w:before="0" w:line="300" w:lineRule="auto"/>
+            </w:pPr>
+            <w:r/>
+            <w:r>
+              <w:rPr>
+                <w:color w:val="3A2C16"/>
+                <w:sz w:val="16"/>
+              </w:rPr>
+              <w:t>0</w:t>
+            </w:r>
+          </w:p>
+        </w:tc>
+        <w:tc>
+          <w:tcPr>
+            <w:tcW w:type="dxa" w:w="1699"/>
+            <w:shd w:val="clear" w:color="auto" w:fill="FDFBF5"/>
+          </w:tcPr>
+          <w:p>
+            <w:pPr>
+              <w:keepNext/>
+              <w:spacing w:after="0" w:before="0" w:line="300" w:lineRule="auto"/>
+            </w:pPr>
+            <w:r/>
+            <w:r>
+              <w:rPr>
+                <w:color w:val="3A2C16"/>
+                <w:sz w:val="16"/>
+              </w:rPr>
+              <w:t>0</w:t>
+            </w:r>
+          </w:p>
+        </w:tc>
+        <w:tc>
+          <w:tcPr>
+            <w:tcW w:type="dxa" w:w="1699"/>
+            <w:shd w:val="clear" w:color="auto" w:fill="FDFBF5"/>
+          </w:tcPr>
+          <w:p>
+            <w:pPr>
+              <w:keepNext/>
+              <w:spacing w:after="0" w:before="0" w:line="300" w:lineRule="auto"/>
+            </w:pPr>
+            <w:r/>
+            <w:r>
+              <w:rPr>
+                <w:color w:val="3A2C16"/>
+                <w:sz w:val="16"/>
+              </w:rPr>
+              <w:t>7</w:t>
+            </w:r>
+          </w:p>
+        </w:tc>
+        <w:tc>
+          <w:tcPr>
+            <w:tcW w:type="dxa" w:w="1699"/>
+            <w:shd w:val="clear" w:color="auto" w:fill="FDFBF5"/>
+          </w:tcPr>
+          <w:p>
+            <w:pPr>
+              <w:keepNext/>
+              <w:spacing w:after="0" w:before="0" w:line="300" w:lineRule="auto"/>
+            </w:pPr>
+            <w:r/>
+            <w:r>
+              <w:rPr>
+                <w:b/>
+                <w:color w:val="3A2C16"/>
+                <w:sz w:val="16"/>
+              </w:rPr>
+              <w:t>0 / 14</w:t>
+            </w:r>
+          </w:p>
+        </w:tc>
+      </w:tr>
+      <w:tr>
+        <w:trPr>
+          <w:cantSplit/>
+        </w:trPr>
+        <w:tc>
+          <w:tcPr>
+            <w:tcW w:type="dxa" w:w="2388"/>
+          </w:tcPr>
+          <w:p>
+            <w:pPr>
+              <w:spacing w:after="0" w:before="0" w:line="300" w:lineRule="auto"/>
+            </w:pPr>
+            <w:r>
+              <w:rPr>
+                <w:b/>
+              </w:rPr>
+            </w:r>
+            <w:r>
+              <w:rPr>
+                <w:b/>
+                <w:color w:val="3A2C16"/>
+                <w:sz w:val="16"/>
+              </w:rPr>
+              <w:t>普通记账 App</w:t>
+            </w:r>
+          </w:p>
+        </w:tc>
+        <w:tc>
+          <w:tcPr>
+            <w:tcW w:type="dxa" w:w="1699"/>
+          </w:tcPr>
+          <w:p>
+            <w:pPr>
+              <w:spacing w:after="0" w:before="0" w:line="300" w:lineRule="auto"/>
+            </w:pPr>
+            <w:r/>
+            <w:r>
+              <w:rPr>
+                <w:color w:val="3A2C16"/>
+                <w:sz w:val="16"/>
+              </w:rPr>
+              <w:t>0</w:t>
+            </w:r>
+          </w:p>
+        </w:tc>
+        <w:tc>
+          <w:tcPr>
+            <w:tcW w:type="dxa" w:w="1699"/>
+          </w:tcPr>
+          <w:p>
+            <w:pPr>
+              <w:spacing w:after="0" w:before="0" w:line="300" w:lineRule="auto"/>
+            </w:pPr>
+            <w:r/>
+            <w:r>
+              <w:rPr>
+                <w:color w:val="3A2C16"/>
+                <w:sz w:val="16"/>
+              </w:rPr>
+              <w:t>0</w:t>
+            </w:r>
+          </w:p>
+        </w:tc>
+        <w:tc>
+          <w:tcPr>
+            <w:tcW w:type="dxa" w:w="1699"/>
+          </w:tcPr>
+          <w:p>
+            <w:pPr>
+              <w:spacing w:after="0" w:before="0" w:line="300" w:lineRule="auto"/>
+            </w:pPr>
+            <w:r/>
+            <w:r>
+              <w:rPr>
+                <w:color w:val="3A2C16"/>
+                <w:sz w:val="16"/>
+              </w:rPr>
+              <w:t>7</w:t>
+            </w:r>
+          </w:p>
+        </w:tc>
+        <w:tc>
+          <w:tcPr>
+            <w:tcW w:type="dxa" w:w="1699"/>
+          </w:tcPr>
+          <w:p>
+            <w:pPr>
+              <w:spacing w:after="0" w:before="0" w:line="300" w:lineRule="auto"/>
+            </w:pPr>
+            <w:r/>
+            <w:r>
+              <w:rPr>
+                <w:b/>
+                <w:color w:val="3A2C16"/>
+                <w:sz w:val="16"/>
+              </w:rPr>
+              <w:t>0 / 14</w:t>
+            </w:r>
+          </w:p>
+        </w:tc>
+      </w:tr>
+    </w:tbl>
+    <w:p>
+      <w:pPr>
+        <w:spacing w:after="0" w:before="0" w:line="40" w:lineRule="exact"/>
+      </w:pPr>
+      <w:r>
+        <w:rPr>
+          <w:sz w:val="2"/>
+        </w:rPr>
+      </w:r>
+    </w:p>
+    <w:p>
+      <w:pPr>
+        <w:spacing w:after="100" w:before="0"/>
+      </w:pPr>
+      <w:r>
+        <w:rPr>
+          <w:b/>
+          <w:color w:val="3A2C16"/>
+          <w:sz w:val="21"/>
+        </w:rPr>
+        <w:t>读图三点。</w:t>
+      </w:r>
+      <w:r>
+        <w:rPr>
+          <w:color w:val="3A2C16"/>
+          <w:sz w:val="21"/>
+        </w:rPr>
+        <w:t>① 财小全是唯一 7 项全具备的产品，但这是"覆盖"而非"体验领先"；② 银行 App 的 6 分集中在权限（●）与审计、健康分、四轮、适老（○），缺的是跨机构视图与家庭授权；③ 专业财税软件的 6 分集中在凭证与权限，缺的是自然语言入口与四轮闭环。</w:t>
+      </w:r>
+    </w:p>
+    <w:tbl>
+      <w:tblPr>
+        <w:tblW w:type="auto" w:w="0"/>
+        <w:jc w:val="center"/>
+        <w:tblLook w:firstColumn="1" w:firstRow="1" w:lastColumn="0" w:lastRow="0" w:noHBand="0" w:noVBand="1" w:val="04A0"/>
+        <w:tblBorders>
+          <w:top w:val="nil"/>
+          <w:left w:val="nil"/>
+          <w:bottom w:val="nil"/>
+          <w:right w:val="nil"/>
+          <w:insideH w:val="nil"/>
+          <w:insideV w:val="nil"/>
+        </w:tblBorders>
+        <w:tblCellMar>
+          <w:top w:w="90" w:type="dxa"/>
+          <w:left w:w="130" w:type="dxa"/>
+          <w:bottom w:w="90" w:type="dxa"/>
+          <w:right w:w="130" w:type="dxa"/>
+        </w:tblCellMar>
+      </w:tblPr>
+      <w:tblGrid>
+        <w:gridCol w:w="9014"/>
+      </w:tblGrid>
+      <w:tr>
+        <w:trPr>
+          <w:cantSplit/>
+        </w:trPr>
+        <w:tc>
+          <w:tcPr>
+            <w:tcW w:type="dxa" w:w="9014"/>
+            <w:shd w:val="clear" w:color="auto" w:fill="FBF3E2"/>
+            <w:tcBorders>
+              <w:left w:val="single" w:sz="18" w:space="0" w:color="C99B3D"/>
+            </w:tcBorders>
+          </w:tcPr>
+          <w:p>
+            <w:pPr>
+              <w:spacing w:before="0" w:after="0" w:line="324" w:lineRule="auto"/>
+            </w:pPr>
+            <w:r>
+              <w:rPr>
+                <w:rFonts w:ascii="微软雅黑" w:hAnsi="微软雅黑" w:eastAsia="微软雅黑"/>
+                <w:b/>
+                <w:color w:val="8A6419"/>
+                <w:sz w:val="17"/>
+              </w:rPr>
+              <w:t>计分边界</w:t>
+            </w:r>
+            <w:r>
+              <w:br/>
+            </w:r>
+            <w:r>
+              <w:rPr>
+                <w:color w:val="5C4E33"/>
+                <w:sz w:val="18"/>
+              </w:rPr>
+              <w:t>0 分不等于没有价值：通用大模型强在对话，记账 App 强在录入体验，只是这 7 个维度都不是它们的产品目标。本图用于说明"能力边界"，不作为市场份额或客户满意度的替代指标。</w:t>
+            </w:r>
+          </w:p>
+        </w:tc>
+      </w:tr>
+    </w:tbl>
+    <w:p>
+      <w:pPr>
+        <w:spacing w:after="0" w:before="0" w:line="240" w:lineRule="auto"/>
+      </w:pPr>
+      <w:r>
+        <w:rPr>
+          <w:sz w:val="6"/>
+        </w:rPr>
       </w:r>
     </w:p>
     <w:p>

--- a/财小全-项目书.docx
+++ b/财小全-项目书.docx
@@ -2,6 +2,68 @@
 <file path=word/document.xml><?xml version="1.0" encoding="utf-8"?>
 <w:document xmlns:wpc="http://schemas.microsoft.com/office/word/2010/wordprocessingCanvas" xmlns:mo="http://schemas.microsoft.com/office/mac/office/2008/main" xmlns:mc="http://schemas.openxmlformats.org/markup-compatibility/2006" xmlns:mv="urn:schemas-microsoft-com:mac:vml" xmlns:o="urn:schemas-microsoft-com:office:office" xmlns:r="http://schemas.openxmlformats.org/officeDocument/2006/relationships" xmlns:m="http://schemas.openxmlformats.org/officeDocument/2006/math" xmlns:v="urn:schemas-microsoft-com:vml" xmlns:wp14="http://schemas.microsoft.com/office/word/2010/wordprocessingDrawing" xmlns:wp="http://schemas.openxmlformats.org/drawingml/2006/wordprocessingDrawing" xmlns:w10="urn:schemas-microsoft-com:office:word" xmlns:w="http://schemas.openxmlformats.org/wordprocessingml/2006/main" xmlns:w14="http://schemas.microsoft.com/office/word/2010/wordml" xmlns:wpg="http://schemas.microsoft.com/office/word/2010/wordprocessingGroup" xmlns:wpi="http://schemas.microsoft.com/office/word/2010/wordprocessingInk" xmlns:wne="http://schemas.microsoft.com/office/word/2006/wordml" xmlns:wps="http://schemas.microsoft.com/office/word/2010/wordprocessingShape" mc:Ignorable="w14 wp14">
   <w:body>
+    <w:p>
+      <w:r>
+        <w:rPr>
+          <w:noProof/>
+        </w:rPr>
+        <w:drawing>
+          <wp:inline xmlns:wp="http://schemas.openxmlformats.org/drawingml/2006/wordprocessingDrawing" distT="0" distB="0" distL="0" distR="0">
+            <wp:extent cx="2400000" cy="380000"/>
+            <wp:docPr id="1" name="AILabel"/>
+            <a:graphic xmlns:a="http://schemas.openxmlformats.org/drawingml/2006/main">
+              <a:graphicData uri="http://schemas.microsoft.com/office/word/2010/wordprocessingShape">
+                <wps:wsp xmlns:wps="http://schemas.microsoft.com/office/word/2010/wordprocessingShape">
+                  <wps:cNvSpPr txBox="1"/>
+                  <wps:spPr>
+                    <a:xfrm>
+                      <a:off x="0" y="0"/>
+                      <a:ext cx="2400000" cy="380000"/>
+                    </a:xfrm>
+                    <a:prstGeom prst="rect">
+                      <a:avLst/>
+                    </a:prstGeom>
+                    <a:solidFill>
+                      <a:srgbClr val="000000">
+                        <a:alpha val="50000"/>
+                      </a:srgbClr>
+                    </a:solidFill>
+                    <a:ln w="12700">
+                      <a:solidFill>
+                        <a:srgbClr val="FFFFFF"/>
+                      </a:solidFill>
+                    </a:ln>
+                  </wps:spPr>
+                  <wps:txbx>
+                    <w:txbxContent xmlns:w="http://schemas.openxmlformats.org/wordprocessingml/2006/main">
+                      <w:p>
+                        <w:pPr>
+                          <w:jc w:val="center"/>
+                        </w:pPr>
+                        <w:r>
+                          <w:rPr>
+                            <w:b/>
+                            <w:sz w:val="28"/>
+                            <w:szCs w:val="28"/>
+                            <w:rFonts w:eastAsia="SimSun" w:ascii="Arial" w:hAnsi="Arial"/>
+                            <w:color w:val="FFFFFF"/>
+                          </w:rPr>
+                          <w:t>含 AI 生成</w:t>
+                        </w:r>
+                      </w:p>
+                    </w:txbxContent>
+                  </wps:txbx>
+                  <wps:bodyPr anchor="ctr" anchorCtr="0" lIns="91440" tIns="45720" rIns="91440" bIns="45720">
+                    <a:noAutofit/>
+                  </wps:bodyPr>
+                </wps:wsp>
+              </a:graphicData>
+            </a:graphic>
+          </wp:inline>
+        </w:drawing>
+      </w:r>
+    </w:p>
+    <w:p/>
     <w:p>
       <w:r>
         <w:rPr>
